--- a/data/contract/internship/internship3.docx
+++ b/data/contract/internship/internship3.docx
@@ -683,966 +683,930 @@
           <w:szCs w:val="27"/>
         </w:rPr>
       </w:pPr>
-      <w:r>
-        <w:rPr>
-          <w:rFonts w:hint="eastAsia" w:ascii="微软雅黑" w:hAnsi="微软雅黑" w:eastAsia="微软雅黑" w:cs="微软雅黑"/>
-          <w:i w:val="0"/>
-          <w:iCs w:val="0"/>
-          <w:caps w:val="0"/>
-          <w:color w:val="191B1F"/>
-          <w:spacing w:val="0"/>
-          <w:sz w:val="27"/>
-          <w:szCs w:val="27"/>
-          <w:shd w:val="clear" w:fill="FFFFFF"/>
-        </w:rPr>
-        <w:t>　　（一）甲乙方双方权利及义务</w:t>
-      </w:r>
-    </w:p>
-    <w:p>
-      <w:pPr>
-        <w:pStyle w:val="2"/>
-        <w:keepNext w:val="0"/>
-        <w:keepLines w:val="0"/>
-        <w:widowControl/>
-        <w:suppressLineNumbers w:val="0"/>
-        <w:shd w:val="clear" w:fill="FFFFFF"/>
-        <w:spacing w:before="294" w:beforeAutospacing="0" w:after="294" w:afterAutospacing="0"/>
-        <w:ind w:left="0" w:right="0" w:firstLine="0"/>
-        <w:rPr>
-          <w:rFonts w:hint="eastAsia" w:ascii="微软雅黑" w:hAnsi="微软雅黑" w:eastAsia="微软雅黑" w:cs="微软雅黑"/>
-          <w:i w:val="0"/>
-          <w:iCs w:val="0"/>
-          <w:caps w:val="0"/>
-          <w:color w:val="191B1F"/>
-          <w:spacing w:val="0"/>
-          <w:sz w:val="27"/>
-          <w:szCs w:val="27"/>
-        </w:rPr>
-      </w:pPr>
-      <w:r>
-        <w:rPr>
-          <w:rFonts w:hint="eastAsia" w:ascii="微软雅黑" w:hAnsi="微软雅黑" w:eastAsia="微软雅黑" w:cs="微软雅黑"/>
-          <w:i w:val="0"/>
-          <w:iCs w:val="0"/>
-          <w:caps w:val="0"/>
-          <w:color w:val="191B1F"/>
-          <w:spacing w:val="0"/>
-          <w:sz w:val="27"/>
-          <w:szCs w:val="27"/>
-          <w:shd w:val="clear" w:fill="FFFFFF"/>
-        </w:rPr>
-        <w:t>　　1、甲方依照按劳取酬的原则，支付乙方实习期间工资实习期_</w:t>
-      </w:r>
-      <w:r>
-        <w:rPr>
-          <w:rFonts w:hint="eastAsia" w:ascii="微软雅黑" w:hAnsi="微软雅黑" w:eastAsia="微软雅黑" w:cs="微软雅黑"/>
-          <w:i w:val="0"/>
-          <w:iCs w:val="0"/>
-          <w:caps w:val="0"/>
-          <w:color w:val="191B1F"/>
-          <w:spacing w:val="0"/>
-          <w:sz w:val="27"/>
-          <w:szCs w:val="27"/>
-          <w:shd w:val="clear" w:fill="FFFFFF"/>
-          <w:lang w:val="en-US" w:eastAsia="zh-CN"/>
-        </w:rPr>
-        <w:t>2500</w:t>
-      </w:r>
-      <w:r>
-        <w:rPr>
-          <w:rFonts w:hint="eastAsia" w:ascii="微软雅黑" w:hAnsi="微软雅黑" w:eastAsia="微软雅黑" w:cs="微软雅黑"/>
-          <w:i w:val="0"/>
-          <w:iCs w:val="0"/>
-          <w:caps w:val="0"/>
-          <w:color w:val="191B1F"/>
-          <w:spacing w:val="0"/>
-          <w:sz w:val="27"/>
-          <w:szCs w:val="27"/>
-          <w:shd w:val="clear" w:fill="FFFFFF"/>
-        </w:rPr>
-        <w:t>_元/月，实习期满后达到岗位转正工资；</w:t>
-      </w:r>
-    </w:p>
-    <w:p>
-      <w:pPr>
-        <w:pStyle w:val="2"/>
-        <w:keepNext w:val="0"/>
-        <w:keepLines w:val="0"/>
-        <w:widowControl/>
-        <w:suppressLineNumbers w:val="0"/>
-        <w:shd w:val="clear" w:fill="FFFFFF"/>
-        <w:spacing w:before="294" w:beforeAutospacing="0" w:after="294" w:afterAutospacing="0"/>
-        <w:ind w:left="0" w:right="0" w:firstLine="0"/>
-        <w:rPr>
-          <w:rFonts w:hint="eastAsia" w:ascii="微软雅黑" w:hAnsi="微软雅黑" w:eastAsia="微软雅黑" w:cs="微软雅黑"/>
-          <w:i w:val="0"/>
-          <w:iCs w:val="0"/>
-          <w:caps w:val="0"/>
-          <w:color w:val="191B1F"/>
-          <w:spacing w:val="0"/>
-          <w:sz w:val="27"/>
-          <w:szCs w:val="27"/>
-        </w:rPr>
-      </w:pPr>
-      <w:r>
-        <w:rPr>
-          <w:rFonts w:hint="eastAsia" w:ascii="微软雅黑" w:hAnsi="微软雅黑" w:eastAsia="微软雅黑" w:cs="微软雅黑"/>
-          <w:i w:val="0"/>
-          <w:iCs w:val="0"/>
-          <w:caps w:val="0"/>
-          <w:color w:val="191B1F"/>
-          <w:spacing w:val="0"/>
-          <w:sz w:val="27"/>
-          <w:szCs w:val="27"/>
-          <w:shd w:val="clear" w:fill="FFFFFF"/>
-        </w:rPr>
-        <w:t>　　2、甲方将遵守当地政府的相关法律、法规；</w:t>
-      </w:r>
-    </w:p>
-    <w:p>
-      <w:pPr>
-        <w:pStyle w:val="2"/>
-        <w:keepNext w:val="0"/>
-        <w:keepLines w:val="0"/>
-        <w:widowControl/>
-        <w:suppressLineNumbers w:val="0"/>
-        <w:shd w:val="clear" w:fill="FFFFFF"/>
-        <w:spacing w:before="294" w:beforeAutospacing="0" w:after="294" w:afterAutospacing="0"/>
-        <w:ind w:left="0" w:right="0" w:firstLine="0"/>
-        <w:rPr>
-          <w:rFonts w:hint="eastAsia" w:ascii="微软雅黑" w:hAnsi="微软雅黑" w:eastAsia="微软雅黑" w:cs="微软雅黑"/>
-          <w:i w:val="0"/>
-          <w:iCs w:val="0"/>
-          <w:caps w:val="0"/>
-          <w:color w:val="191B1F"/>
-          <w:spacing w:val="0"/>
-          <w:sz w:val="27"/>
-          <w:szCs w:val="27"/>
-        </w:rPr>
-      </w:pPr>
-      <w:r>
-        <w:rPr>
-          <w:rFonts w:hint="eastAsia" w:ascii="微软雅黑" w:hAnsi="微软雅黑" w:eastAsia="微软雅黑" w:cs="微软雅黑"/>
-          <w:i w:val="0"/>
-          <w:iCs w:val="0"/>
-          <w:caps w:val="0"/>
-          <w:color w:val="191B1F"/>
-          <w:spacing w:val="0"/>
-          <w:sz w:val="27"/>
-          <w:szCs w:val="27"/>
-          <w:shd w:val="clear" w:fill="FFFFFF"/>
-        </w:rPr>
-        <w:t>　　3、实习期间乙方应遵守国家的法律法规，遵守甲方制定的各项规章制度。如有违反，甲方可以根据情节轻重给予必要的处分或终止实习；</w:t>
-      </w:r>
-    </w:p>
-    <w:p>
-      <w:pPr>
-        <w:pStyle w:val="2"/>
-        <w:keepNext w:val="0"/>
-        <w:keepLines w:val="0"/>
-        <w:widowControl/>
-        <w:suppressLineNumbers w:val="0"/>
-        <w:shd w:val="clear" w:fill="FFFFFF"/>
-        <w:spacing w:before="294" w:beforeAutospacing="0" w:after="294" w:afterAutospacing="0"/>
-        <w:ind w:left="0" w:right="0" w:firstLine="0"/>
-        <w:rPr>
-          <w:rFonts w:hint="eastAsia" w:ascii="微软雅黑" w:hAnsi="微软雅黑" w:eastAsia="微软雅黑" w:cs="微软雅黑"/>
-          <w:i w:val="0"/>
-          <w:iCs w:val="0"/>
-          <w:caps w:val="0"/>
-          <w:color w:val="191B1F"/>
-          <w:spacing w:val="0"/>
-          <w:sz w:val="27"/>
-          <w:szCs w:val="27"/>
-        </w:rPr>
-      </w:pPr>
-      <w:r>
-        <w:rPr>
-          <w:rFonts w:hint="eastAsia" w:ascii="微软雅黑" w:hAnsi="微软雅黑" w:eastAsia="微软雅黑" w:cs="微软雅黑"/>
-          <w:i w:val="0"/>
-          <w:iCs w:val="0"/>
-          <w:caps w:val="0"/>
-          <w:color w:val="191B1F"/>
-          <w:spacing w:val="0"/>
-          <w:sz w:val="27"/>
-          <w:szCs w:val="27"/>
-          <w:shd w:val="clear" w:fill="FFFFFF"/>
-        </w:rPr>
-        <w:t>　　4、实习期间，乙方造成甲方财产、经济损失的，按甲方相关规定处理；</w:t>
-      </w:r>
-    </w:p>
-    <w:p>
-      <w:pPr>
-        <w:pStyle w:val="2"/>
-        <w:keepNext w:val="0"/>
-        <w:keepLines w:val="0"/>
-        <w:widowControl/>
-        <w:suppressLineNumbers w:val="0"/>
-        <w:shd w:val="clear" w:fill="FFFFFF"/>
-        <w:spacing w:before="294" w:beforeAutospacing="0" w:after="294" w:afterAutospacing="0"/>
-        <w:ind w:left="0" w:right="0" w:firstLine="0"/>
-        <w:rPr>
-          <w:rFonts w:hint="eastAsia" w:ascii="微软雅黑" w:hAnsi="微软雅黑" w:eastAsia="微软雅黑" w:cs="微软雅黑"/>
-          <w:i w:val="0"/>
-          <w:iCs w:val="0"/>
-          <w:caps w:val="0"/>
-          <w:color w:val="191B1F"/>
-          <w:spacing w:val="0"/>
-          <w:sz w:val="27"/>
-          <w:szCs w:val="27"/>
-        </w:rPr>
-      </w:pPr>
-      <w:r>
-        <w:rPr>
-          <w:rFonts w:hint="eastAsia" w:ascii="微软雅黑" w:hAnsi="微软雅黑" w:eastAsia="微软雅黑" w:cs="微软雅黑"/>
-          <w:i w:val="0"/>
-          <w:iCs w:val="0"/>
-          <w:caps w:val="0"/>
-          <w:color w:val="191B1F"/>
-          <w:spacing w:val="0"/>
-          <w:sz w:val="27"/>
-          <w:szCs w:val="27"/>
-          <w:shd w:val="clear" w:fill="FFFFFF"/>
-        </w:rPr>
-        <w:t>　　5、乙方必须严守甲方及其客户的商业秘密，不得利用商业秘密为个人及其家庭谋取私利，不得将甲方资料、机秘等资讯透露给他人。一经发现，甲方有权即时解除本协议，并要求乙方赔偿相关的损失及承担相应的法律责任。</w:t>
-      </w:r>
-    </w:p>
-    <w:p>
-      <w:pPr>
-        <w:pStyle w:val="2"/>
-        <w:keepNext w:val="0"/>
-        <w:keepLines w:val="0"/>
-        <w:widowControl/>
-        <w:suppressLineNumbers w:val="0"/>
-        <w:shd w:val="clear" w:fill="FFFFFF"/>
-        <w:spacing w:before="294" w:beforeAutospacing="0" w:after="294" w:afterAutospacing="0"/>
-        <w:ind w:left="0" w:right="0" w:firstLine="0"/>
-        <w:rPr>
-          <w:rFonts w:hint="eastAsia" w:ascii="微软雅黑" w:hAnsi="微软雅黑" w:eastAsia="微软雅黑" w:cs="微软雅黑"/>
-          <w:i w:val="0"/>
-          <w:iCs w:val="0"/>
-          <w:caps w:val="0"/>
-          <w:color w:val="191B1F"/>
-          <w:spacing w:val="0"/>
-          <w:sz w:val="27"/>
-          <w:szCs w:val="27"/>
-        </w:rPr>
-      </w:pPr>
-      <w:r>
-        <w:rPr>
-          <w:rFonts w:hint="eastAsia" w:ascii="微软雅黑" w:hAnsi="微软雅黑" w:eastAsia="微软雅黑" w:cs="微软雅黑"/>
-          <w:i w:val="0"/>
-          <w:iCs w:val="0"/>
-          <w:caps w:val="0"/>
-          <w:color w:val="191B1F"/>
-          <w:spacing w:val="0"/>
-          <w:sz w:val="27"/>
-          <w:szCs w:val="27"/>
-          <w:shd w:val="clear" w:fill="FFFFFF"/>
-        </w:rPr>
-        <w:t>　　6、乙方如需单方解除本协议的，实习期内提前三天，实习期后提前三十日书面通知甲方，并作好工作交接。</w:t>
-      </w:r>
-    </w:p>
-    <w:p>
-      <w:pPr>
-        <w:pStyle w:val="2"/>
-        <w:keepNext w:val="0"/>
-        <w:keepLines w:val="0"/>
-        <w:widowControl/>
-        <w:suppressLineNumbers w:val="0"/>
-        <w:shd w:val="clear" w:fill="FFFFFF"/>
-        <w:spacing w:before="294" w:beforeAutospacing="0" w:after="294" w:afterAutospacing="0"/>
-        <w:ind w:left="0" w:right="0" w:firstLine="0"/>
-        <w:rPr>
-          <w:rFonts w:hint="eastAsia" w:ascii="微软雅黑" w:hAnsi="微软雅黑" w:eastAsia="微软雅黑" w:cs="微软雅黑"/>
-          <w:i w:val="0"/>
-          <w:iCs w:val="0"/>
-          <w:caps w:val="0"/>
-          <w:color w:val="191B1F"/>
-          <w:spacing w:val="0"/>
-          <w:sz w:val="27"/>
-          <w:szCs w:val="27"/>
-        </w:rPr>
-      </w:pPr>
-      <w:r>
-        <w:rPr>
-          <w:rFonts w:hint="eastAsia" w:ascii="微软雅黑" w:hAnsi="微软雅黑" w:eastAsia="微软雅黑" w:cs="微软雅黑"/>
-          <w:i w:val="0"/>
-          <w:iCs w:val="0"/>
-          <w:caps w:val="0"/>
-          <w:color w:val="191B1F"/>
-          <w:spacing w:val="0"/>
-          <w:sz w:val="27"/>
-          <w:szCs w:val="27"/>
-          <w:shd w:val="clear" w:fill="FFFFFF"/>
-        </w:rPr>
-        <w:t>　　五、劳动保护：</w:t>
-      </w:r>
-    </w:p>
-    <w:p>
-      <w:pPr>
-        <w:pStyle w:val="2"/>
-        <w:keepNext w:val="0"/>
-        <w:keepLines w:val="0"/>
-        <w:widowControl/>
-        <w:suppressLineNumbers w:val="0"/>
-        <w:shd w:val="clear" w:fill="FFFFFF"/>
-        <w:spacing w:before="294" w:beforeAutospacing="0" w:after="294" w:afterAutospacing="0"/>
-        <w:ind w:left="0" w:right="0" w:firstLine="0"/>
-        <w:rPr>
-          <w:rFonts w:hint="eastAsia" w:ascii="微软雅黑" w:hAnsi="微软雅黑" w:eastAsia="微软雅黑" w:cs="微软雅黑"/>
-          <w:i w:val="0"/>
-          <w:iCs w:val="0"/>
-          <w:caps w:val="0"/>
-          <w:color w:val="191B1F"/>
-          <w:spacing w:val="0"/>
-          <w:sz w:val="27"/>
-          <w:szCs w:val="27"/>
-        </w:rPr>
-      </w:pPr>
-      <w:r>
-        <w:rPr>
-          <w:rFonts w:hint="eastAsia" w:ascii="微软雅黑" w:hAnsi="微软雅黑" w:eastAsia="微软雅黑" w:cs="微软雅黑"/>
-          <w:i w:val="0"/>
-          <w:iCs w:val="0"/>
-          <w:caps w:val="0"/>
-          <w:color w:val="191B1F"/>
-          <w:spacing w:val="0"/>
-          <w:sz w:val="27"/>
-          <w:szCs w:val="27"/>
-          <w:shd w:val="clear" w:fill="FFFFFF"/>
-        </w:rPr>
-        <w:t>　　1、甲方需为乙方提供符合国家规定的安全卫生的工作环境，保证其在人身安全不受危害的环境条件下工作，并为实习生购买人身团体意外险，实习生在工作期间发生工伤，甲方应给予人道主义支援，并协助实习生通过保险公司办理相关理赔手续。</w:t>
-      </w:r>
-    </w:p>
-    <w:p>
-      <w:pPr>
-        <w:pStyle w:val="2"/>
-        <w:keepNext w:val="0"/>
-        <w:keepLines w:val="0"/>
-        <w:widowControl/>
-        <w:suppressLineNumbers w:val="0"/>
-        <w:shd w:val="clear" w:fill="FFFFFF"/>
-        <w:spacing w:before="294" w:beforeAutospacing="0" w:after="294" w:afterAutospacing="0"/>
-        <w:ind w:left="0" w:right="0" w:firstLine="0"/>
-        <w:rPr>
-          <w:rFonts w:hint="eastAsia" w:ascii="微软雅黑" w:hAnsi="微软雅黑" w:eastAsia="微软雅黑" w:cs="微软雅黑"/>
-          <w:i w:val="0"/>
-          <w:iCs w:val="0"/>
-          <w:caps w:val="0"/>
-          <w:color w:val="191B1F"/>
-          <w:spacing w:val="0"/>
-          <w:sz w:val="27"/>
-          <w:szCs w:val="27"/>
-        </w:rPr>
-      </w:pPr>
-      <w:r>
-        <w:rPr>
-          <w:rFonts w:hint="eastAsia" w:ascii="微软雅黑" w:hAnsi="微软雅黑" w:eastAsia="微软雅黑" w:cs="微软雅黑"/>
-          <w:i w:val="0"/>
-          <w:iCs w:val="0"/>
-          <w:caps w:val="0"/>
-          <w:color w:val="191B1F"/>
-          <w:spacing w:val="0"/>
-          <w:sz w:val="27"/>
-          <w:szCs w:val="27"/>
-          <w:shd w:val="clear" w:fill="FFFFFF"/>
-        </w:rPr>
-        <w:t>　　2、甲方应合理安排乙方实习工作时间。</w:t>
-      </w:r>
-    </w:p>
-    <w:p>
-      <w:pPr>
-        <w:pStyle w:val="2"/>
-        <w:keepNext w:val="0"/>
-        <w:keepLines w:val="0"/>
-        <w:widowControl/>
-        <w:suppressLineNumbers w:val="0"/>
-        <w:shd w:val="clear" w:fill="FFFFFF"/>
-        <w:spacing w:before="294" w:beforeAutospacing="0" w:after="294" w:afterAutospacing="0"/>
-        <w:ind w:left="0" w:right="0" w:firstLine="0"/>
-        <w:rPr>
-          <w:rFonts w:hint="eastAsia" w:ascii="微软雅黑" w:hAnsi="微软雅黑" w:eastAsia="微软雅黑" w:cs="微软雅黑"/>
-          <w:i w:val="0"/>
-          <w:iCs w:val="0"/>
-          <w:caps w:val="0"/>
-          <w:color w:val="191B1F"/>
-          <w:spacing w:val="0"/>
-          <w:sz w:val="27"/>
-          <w:szCs w:val="27"/>
-        </w:rPr>
-      </w:pPr>
-      <w:r>
-        <w:rPr>
-          <w:rFonts w:hint="eastAsia" w:ascii="微软雅黑" w:hAnsi="微软雅黑" w:eastAsia="微软雅黑" w:cs="微软雅黑"/>
-          <w:i w:val="0"/>
-          <w:iCs w:val="0"/>
-          <w:caps w:val="0"/>
-          <w:color w:val="191B1F"/>
-          <w:spacing w:val="0"/>
-          <w:sz w:val="27"/>
-          <w:szCs w:val="27"/>
-          <w:shd w:val="clear" w:fill="FFFFFF"/>
-        </w:rPr>
-        <w:t>　　六、其他：</w:t>
-      </w:r>
-    </w:p>
-    <w:p>
-      <w:pPr>
-        <w:pStyle w:val="2"/>
-        <w:keepNext w:val="0"/>
-        <w:keepLines w:val="0"/>
-        <w:widowControl/>
-        <w:suppressLineNumbers w:val="0"/>
-        <w:shd w:val="clear" w:fill="FFFFFF"/>
-        <w:spacing w:before="294" w:beforeAutospacing="0" w:after="294" w:afterAutospacing="0"/>
-        <w:ind w:left="0" w:right="0" w:firstLine="0"/>
-        <w:rPr>
-          <w:rFonts w:hint="eastAsia" w:ascii="微软雅黑" w:hAnsi="微软雅黑" w:eastAsia="微软雅黑" w:cs="微软雅黑"/>
-          <w:i w:val="0"/>
-          <w:iCs w:val="0"/>
-          <w:caps w:val="0"/>
-          <w:color w:val="191B1F"/>
-          <w:spacing w:val="0"/>
-          <w:sz w:val="27"/>
-          <w:szCs w:val="27"/>
-        </w:rPr>
-      </w:pPr>
-      <w:r>
-        <w:rPr>
-          <w:rFonts w:hint="eastAsia" w:ascii="微软雅黑" w:hAnsi="微软雅黑" w:eastAsia="微软雅黑" w:cs="微软雅黑"/>
-          <w:i w:val="0"/>
-          <w:iCs w:val="0"/>
-          <w:caps w:val="0"/>
-          <w:color w:val="191B1F"/>
-          <w:spacing w:val="0"/>
-          <w:sz w:val="27"/>
-          <w:szCs w:val="27"/>
-          <w:shd w:val="clear" w:fill="FFFFFF"/>
-        </w:rPr>
-        <w:t>　　1、实习期间，甲方因违反劳动保护给乙方造成的人身损害，由甲方承担相关责任；非因甲方过失造成的乙方人身损害以及乙方患病或非因工负伤，由乙方或第三方自行承担，甲方不负责任；对于乙方的人身损害，甲方如有过错的，应承担与其过错程度相当的责任份额。</w:t>
-      </w:r>
-    </w:p>
-    <w:p>
-      <w:pPr>
-        <w:pStyle w:val="2"/>
-        <w:keepNext w:val="0"/>
-        <w:keepLines w:val="0"/>
-        <w:widowControl/>
-        <w:suppressLineNumbers w:val="0"/>
-        <w:shd w:val="clear" w:fill="FFFFFF"/>
-        <w:spacing w:before="294" w:beforeAutospacing="0" w:after="294" w:afterAutospacing="0"/>
-        <w:ind w:left="0" w:right="0" w:firstLine="0"/>
-        <w:rPr>
-          <w:rFonts w:hint="eastAsia" w:ascii="微软雅黑" w:hAnsi="微软雅黑" w:eastAsia="微软雅黑" w:cs="微软雅黑"/>
-          <w:i w:val="0"/>
-          <w:iCs w:val="0"/>
-          <w:caps w:val="0"/>
-          <w:color w:val="191B1F"/>
-          <w:spacing w:val="0"/>
-          <w:sz w:val="27"/>
-          <w:szCs w:val="27"/>
-        </w:rPr>
-      </w:pPr>
-      <w:r>
-        <w:rPr>
-          <w:rFonts w:hint="eastAsia" w:ascii="微软雅黑" w:hAnsi="微软雅黑" w:eastAsia="微软雅黑" w:cs="微软雅黑"/>
-          <w:i w:val="0"/>
-          <w:iCs w:val="0"/>
-          <w:caps w:val="0"/>
-          <w:color w:val="191B1F"/>
-          <w:spacing w:val="0"/>
-          <w:sz w:val="27"/>
-          <w:szCs w:val="27"/>
-          <w:shd w:val="clear" w:fill="FFFFFF"/>
-        </w:rPr>
-        <w:t>　　2、实习期间，对于因乙方违反劳动纪律或者其他管理规章制度等给乙方本人或他人造成的人身损害，均由乙方自行承担。</w:t>
-      </w:r>
-    </w:p>
-    <w:p>
-      <w:pPr>
-        <w:pStyle w:val="2"/>
-        <w:keepNext w:val="0"/>
-        <w:keepLines w:val="0"/>
-        <w:widowControl/>
-        <w:suppressLineNumbers w:val="0"/>
-        <w:shd w:val="clear" w:fill="FFFFFF"/>
-        <w:spacing w:before="294" w:beforeAutospacing="0" w:after="294" w:afterAutospacing="0"/>
-        <w:ind w:left="0" w:right="0" w:firstLine="0"/>
-        <w:rPr>
-          <w:rFonts w:hint="eastAsia" w:ascii="微软雅黑" w:hAnsi="微软雅黑" w:eastAsia="微软雅黑" w:cs="微软雅黑"/>
-          <w:i w:val="0"/>
-          <w:iCs w:val="0"/>
-          <w:caps w:val="0"/>
-          <w:color w:val="191B1F"/>
-          <w:spacing w:val="0"/>
-          <w:sz w:val="27"/>
-          <w:szCs w:val="27"/>
-        </w:rPr>
-      </w:pPr>
-      <w:r>
-        <w:rPr>
-          <w:rFonts w:hint="eastAsia" w:ascii="微软雅黑" w:hAnsi="微软雅黑" w:eastAsia="微软雅黑" w:cs="微软雅黑"/>
-          <w:i w:val="0"/>
-          <w:iCs w:val="0"/>
-          <w:caps w:val="0"/>
-          <w:color w:val="191B1F"/>
-          <w:spacing w:val="0"/>
-          <w:sz w:val="27"/>
-          <w:szCs w:val="27"/>
-          <w:shd w:val="clear" w:fill="FFFFFF"/>
-        </w:rPr>
-        <w:t>　　3、因与实习内容无关事项或在实习场地、实习工作时间之外乙方所受损害，由乙方自行承担，与甲方无关。</w:t>
-      </w:r>
-    </w:p>
-    <w:p>
-      <w:pPr>
-        <w:pStyle w:val="2"/>
-        <w:keepNext w:val="0"/>
-        <w:keepLines w:val="0"/>
-        <w:widowControl/>
-        <w:suppressLineNumbers w:val="0"/>
-        <w:shd w:val="clear" w:fill="FFFFFF"/>
-        <w:spacing w:before="294" w:beforeAutospacing="0" w:after="294" w:afterAutospacing="0"/>
-        <w:ind w:left="0" w:right="0" w:firstLine="0"/>
-        <w:rPr>
-          <w:rFonts w:hint="eastAsia" w:ascii="微软雅黑" w:hAnsi="微软雅黑" w:eastAsia="微软雅黑" w:cs="微软雅黑"/>
-          <w:i w:val="0"/>
-          <w:iCs w:val="0"/>
-          <w:caps w:val="0"/>
-          <w:color w:val="191B1F"/>
-          <w:spacing w:val="0"/>
-          <w:sz w:val="27"/>
-          <w:szCs w:val="27"/>
-        </w:rPr>
-      </w:pPr>
-      <w:r>
-        <w:rPr>
-          <w:rFonts w:hint="eastAsia" w:ascii="微软雅黑" w:hAnsi="微软雅黑" w:eastAsia="微软雅黑" w:cs="微软雅黑"/>
-          <w:i w:val="0"/>
-          <w:iCs w:val="0"/>
-          <w:caps w:val="0"/>
-          <w:color w:val="191B1F"/>
-          <w:spacing w:val="0"/>
-          <w:sz w:val="27"/>
-          <w:szCs w:val="27"/>
-          <w:shd w:val="clear" w:fill="FFFFFF"/>
-        </w:rPr>
-        <w:t>　　七、协议终止与解除：</w:t>
-      </w:r>
-    </w:p>
-    <w:p>
-      <w:pPr>
-        <w:pStyle w:val="2"/>
-        <w:keepNext w:val="0"/>
-        <w:keepLines w:val="0"/>
-        <w:widowControl/>
-        <w:suppressLineNumbers w:val="0"/>
-        <w:shd w:val="clear" w:fill="FFFFFF"/>
-        <w:spacing w:before="294" w:beforeAutospacing="0" w:after="294" w:afterAutospacing="0"/>
-        <w:ind w:left="0" w:right="0" w:firstLine="0"/>
-        <w:rPr>
-          <w:rFonts w:hint="eastAsia" w:ascii="微软雅黑" w:hAnsi="微软雅黑" w:eastAsia="微软雅黑" w:cs="微软雅黑"/>
-          <w:i w:val="0"/>
-          <w:iCs w:val="0"/>
-          <w:caps w:val="0"/>
-          <w:color w:val="191B1F"/>
-          <w:spacing w:val="0"/>
-          <w:sz w:val="27"/>
-          <w:szCs w:val="27"/>
-        </w:rPr>
-      </w:pPr>
-      <w:r>
-        <w:rPr>
-          <w:rFonts w:hint="eastAsia" w:ascii="微软雅黑" w:hAnsi="微软雅黑" w:eastAsia="微软雅黑" w:cs="微软雅黑"/>
-          <w:i w:val="0"/>
-          <w:iCs w:val="0"/>
-          <w:caps w:val="0"/>
-          <w:color w:val="191B1F"/>
-          <w:spacing w:val="0"/>
-          <w:sz w:val="27"/>
-          <w:szCs w:val="27"/>
-          <w:shd w:val="clear" w:fill="FFFFFF"/>
-        </w:rPr>
-        <w:t>　　1、协议期满自然终止；</w:t>
-      </w:r>
-    </w:p>
-    <w:p>
-      <w:pPr>
-        <w:pStyle w:val="2"/>
-        <w:keepNext w:val="0"/>
-        <w:keepLines w:val="0"/>
-        <w:widowControl/>
-        <w:suppressLineNumbers w:val="0"/>
-        <w:shd w:val="clear" w:fill="FFFFFF"/>
-        <w:spacing w:before="294" w:beforeAutospacing="0" w:after="294" w:afterAutospacing="0"/>
-        <w:ind w:left="0" w:right="0" w:firstLine="0"/>
-        <w:rPr>
-          <w:rFonts w:hint="eastAsia" w:ascii="微软雅黑" w:hAnsi="微软雅黑" w:eastAsia="微软雅黑" w:cs="微软雅黑"/>
-          <w:i w:val="0"/>
-          <w:iCs w:val="0"/>
-          <w:caps w:val="0"/>
-          <w:color w:val="191B1F"/>
-          <w:spacing w:val="0"/>
-          <w:sz w:val="27"/>
-          <w:szCs w:val="27"/>
-        </w:rPr>
-      </w:pPr>
-      <w:r>
-        <w:rPr>
-          <w:rFonts w:hint="eastAsia" w:ascii="微软雅黑" w:hAnsi="微软雅黑" w:eastAsia="微软雅黑" w:cs="微软雅黑"/>
-          <w:i w:val="0"/>
-          <w:iCs w:val="0"/>
-          <w:caps w:val="0"/>
-          <w:color w:val="191B1F"/>
-          <w:spacing w:val="0"/>
-          <w:sz w:val="27"/>
-          <w:szCs w:val="27"/>
-          <w:shd w:val="clear" w:fill="FFFFFF"/>
-        </w:rPr>
-        <w:t>　　2、乙方严重违反甲方劳动纪律或者其他管理规章制度的，甲方可以解除本协议；</w:t>
-      </w:r>
-    </w:p>
-    <w:p>
-      <w:pPr>
-        <w:pStyle w:val="2"/>
-        <w:keepNext w:val="0"/>
-        <w:keepLines w:val="0"/>
-        <w:widowControl/>
-        <w:suppressLineNumbers w:val="0"/>
-        <w:shd w:val="clear" w:fill="FFFFFF"/>
-        <w:spacing w:before="294" w:beforeAutospacing="0" w:after="294" w:afterAutospacing="0"/>
-        <w:ind w:left="0" w:right="0" w:firstLine="0"/>
-        <w:rPr>
-          <w:rFonts w:hint="eastAsia" w:ascii="微软雅黑" w:hAnsi="微软雅黑" w:eastAsia="微软雅黑" w:cs="微软雅黑"/>
-          <w:i w:val="0"/>
-          <w:iCs w:val="0"/>
-          <w:caps w:val="0"/>
-          <w:color w:val="191B1F"/>
-          <w:spacing w:val="0"/>
-          <w:sz w:val="27"/>
-          <w:szCs w:val="27"/>
-        </w:rPr>
-      </w:pPr>
-      <w:r>
-        <w:rPr>
-          <w:rFonts w:hint="eastAsia" w:ascii="微软雅黑" w:hAnsi="微软雅黑" w:eastAsia="微软雅黑" w:cs="微软雅黑"/>
-          <w:i w:val="0"/>
-          <w:iCs w:val="0"/>
-          <w:caps w:val="0"/>
-          <w:color w:val="191B1F"/>
-          <w:spacing w:val="0"/>
-          <w:sz w:val="27"/>
-          <w:szCs w:val="27"/>
-          <w:shd w:val="clear" w:fill="FFFFFF"/>
-        </w:rPr>
-        <w:t>　　2、甲方以非法手段强迫乙方开展实习事项的，乙方可以随时通知甲方解除本协议；</w:t>
-      </w:r>
-    </w:p>
-    <w:p>
-      <w:pPr>
-        <w:pStyle w:val="2"/>
-        <w:keepNext w:val="0"/>
-        <w:keepLines w:val="0"/>
-        <w:widowControl/>
-        <w:suppressLineNumbers w:val="0"/>
-        <w:shd w:val="clear" w:fill="FFFFFF"/>
-        <w:spacing w:before="294" w:beforeAutospacing="0" w:after="294" w:afterAutospacing="0"/>
-        <w:ind w:left="0" w:right="0" w:firstLine="0"/>
-        <w:rPr>
-          <w:rFonts w:hint="eastAsia" w:ascii="微软雅黑" w:hAnsi="微软雅黑" w:eastAsia="微软雅黑" w:cs="微软雅黑"/>
-          <w:i w:val="0"/>
-          <w:iCs w:val="0"/>
-          <w:caps w:val="0"/>
-          <w:color w:val="191B1F"/>
-          <w:spacing w:val="0"/>
-          <w:sz w:val="27"/>
-          <w:szCs w:val="27"/>
-        </w:rPr>
-      </w:pPr>
-      <w:r>
-        <w:rPr>
-          <w:rFonts w:hint="eastAsia" w:ascii="微软雅黑" w:hAnsi="微软雅黑" w:eastAsia="微软雅黑" w:cs="微软雅黑"/>
-          <w:i w:val="0"/>
-          <w:iCs w:val="0"/>
-          <w:caps w:val="0"/>
-          <w:color w:val="191B1F"/>
-          <w:spacing w:val="0"/>
-          <w:sz w:val="27"/>
-          <w:szCs w:val="27"/>
-          <w:shd w:val="clear" w:fill="FFFFFF"/>
-        </w:rPr>
-        <w:t>　　3、实习期间乙方在说明原因并取得甲方同意的情况下，可以与甲方解除协议，但应提前三十日书面通知甲方；</w:t>
-      </w:r>
-    </w:p>
-    <w:p>
-      <w:pPr>
-        <w:pStyle w:val="2"/>
-        <w:keepNext w:val="0"/>
-        <w:keepLines w:val="0"/>
-        <w:widowControl/>
-        <w:suppressLineNumbers w:val="0"/>
-        <w:shd w:val="clear" w:fill="FFFFFF"/>
-        <w:spacing w:before="294" w:beforeAutospacing="0" w:after="294" w:afterAutospacing="0"/>
-        <w:ind w:left="0" w:right="0" w:firstLine="0"/>
-        <w:rPr>
-          <w:rFonts w:hint="eastAsia" w:ascii="微软雅黑" w:hAnsi="微软雅黑" w:eastAsia="微软雅黑" w:cs="微软雅黑"/>
-          <w:i w:val="0"/>
-          <w:iCs w:val="0"/>
-          <w:caps w:val="0"/>
-          <w:color w:val="191B1F"/>
-          <w:spacing w:val="0"/>
-          <w:sz w:val="27"/>
-          <w:szCs w:val="27"/>
-        </w:rPr>
-      </w:pPr>
-      <w:r>
-        <w:rPr>
-          <w:rFonts w:hint="eastAsia" w:ascii="微软雅黑" w:hAnsi="微软雅黑" w:eastAsia="微软雅黑" w:cs="微软雅黑"/>
-          <w:i w:val="0"/>
-          <w:iCs w:val="0"/>
-          <w:caps w:val="0"/>
-          <w:color w:val="191B1F"/>
-          <w:spacing w:val="0"/>
-          <w:sz w:val="27"/>
-          <w:szCs w:val="27"/>
-          <w:shd w:val="clear" w:fill="FFFFFF"/>
-        </w:rPr>
-        <w:t>　　4、本协议未尽事宜由甲乙双方协商解决。因本协议而引起的纠纷，经协商或调解不能解决的，甲乙任何一方均有权提起诉讼。甲乙双方同意，选择甲方住所地，符合级别管辖规定的人民法院作为本协议纠纷的第一审管辖法院。</w:t>
-      </w:r>
-    </w:p>
-    <w:p>
-      <w:pPr>
-        <w:pStyle w:val="2"/>
-        <w:keepNext w:val="0"/>
-        <w:keepLines w:val="0"/>
-        <w:widowControl/>
-        <w:suppressLineNumbers w:val="0"/>
-        <w:shd w:val="clear" w:fill="FFFFFF"/>
-        <w:spacing w:before="294" w:beforeAutospacing="0" w:after="294" w:afterAutospacing="0"/>
-        <w:ind w:left="0" w:right="0" w:firstLine="0"/>
-        <w:rPr>
-          <w:rFonts w:hint="eastAsia" w:ascii="微软雅黑" w:hAnsi="微软雅黑" w:eastAsia="微软雅黑" w:cs="微软雅黑"/>
-          <w:i w:val="0"/>
-          <w:iCs w:val="0"/>
-          <w:caps w:val="0"/>
-          <w:color w:val="191B1F"/>
-          <w:spacing w:val="0"/>
-          <w:sz w:val="27"/>
-          <w:szCs w:val="27"/>
-        </w:rPr>
-      </w:pPr>
-      <w:r>
-        <w:rPr>
-          <w:rFonts w:hint="eastAsia" w:ascii="微软雅黑" w:hAnsi="微软雅黑" w:eastAsia="微软雅黑" w:cs="微软雅黑"/>
-          <w:i w:val="0"/>
-          <w:iCs w:val="0"/>
-          <w:caps w:val="0"/>
-          <w:color w:val="191B1F"/>
-          <w:spacing w:val="0"/>
-          <w:sz w:val="27"/>
-          <w:szCs w:val="27"/>
-          <w:shd w:val="clear" w:fill="FFFFFF"/>
-        </w:rPr>
-        <w:t>　　5、本协议一式三份，双方各执一份，具有同等法律效力，并经甲方盖章，乙方签字，丙方盖章后生效。</w:t>
-      </w:r>
-    </w:p>
-    <w:p>
-      <w:pPr>
-        <w:pStyle w:val="2"/>
-        <w:keepNext w:val="0"/>
-        <w:keepLines w:val="0"/>
-        <w:widowControl/>
-        <w:suppressLineNumbers w:val="0"/>
-        <w:shd w:val="clear" w:fill="FFFFFF"/>
-        <w:spacing w:before="294" w:beforeAutospacing="0" w:after="294" w:afterAutospacing="0"/>
-        <w:ind w:left="0" w:right="0" w:firstLine="0"/>
-        <w:rPr>
-          <w:rFonts w:hint="eastAsia" w:ascii="微软雅黑" w:hAnsi="微软雅黑" w:eastAsia="微软雅黑" w:cs="微软雅黑"/>
-          <w:i w:val="0"/>
-          <w:iCs w:val="0"/>
-          <w:caps w:val="0"/>
-          <w:color w:val="191B1F"/>
-          <w:spacing w:val="0"/>
-          <w:sz w:val="27"/>
-          <w:szCs w:val="27"/>
-        </w:rPr>
-      </w:pPr>
-      <w:r>
-        <w:rPr>
-          <w:rFonts w:hint="eastAsia" w:ascii="微软雅黑" w:hAnsi="微软雅黑" w:eastAsia="微软雅黑" w:cs="微软雅黑"/>
-          <w:i w:val="0"/>
-          <w:iCs w:val="0"/>
-          <w:caps w:val="0"/>
-          <w:color w:val="191B1F"/>
-          <w:spacing w:val="0"/>
-          <w:sz w:val="27"/>
-          <w:szCs w:val="27"/>
-          <w:shd w:val="clear" w:fill="FFFFFF"/>
-        </w:rPr>
-        <w:t>　　甲方盖章：乙方签名：</w:t>
-      </w:r>
-    </w:p>
-    <w:p>
-      <w:pPr>
-        <w:pStyle w:val="2"/>
-        <w:keepNext w:val="0"/>
-        <w:keepLines w:val="0"/>
-        <w:widowControl/>
-        <w:suppressLineNumbers w:val="0"/>
-        <w:shd w:val="clear" w:fill="FFFFFF"/>
-        <w:spacing w:before="294" w:beforeAutospacing="0" w:after="294" w:afterAutospacing="0"/>
-        <w:ind w:left="0" w:right="0" w:firstLine="0"/>
-        <w:rPr>
-          <w:rFonts w:hint="eastAsia" w:ascii="微软雅黑" w:hAnsi="微软雅黑" w:eastAsia="微软雅黑" w:cs="微软雅黑"/>
-          <w:i w:val="0"/>
-          <w:iCs w:val="0"/>
-          <w:caps w:val="0"/>
-          <w:color w:val="191B1F"/>
-          <w:spacing w:val="0"/>
-          <w:sz w:val="27"/>
-          <w:szCs w:val="27"/>
-        </w:rPr>
-      </w:pPr>
-      <w:r>
-        <w:rPr>
-          <w:rFonts w:hint="eastAsia" w:ascii="微软雅黑" w:hAnsi="微软雅黑" w:eastAsia="微软雅黑" w:cs="微软雅黑"/>
-          <w:i w:val="0"/>
-          <w:iCs w:val="0"/>
-          <w:caps w:val="0"/>
-          <w:color w:val="191B1F"/>
-          <w:spacing w:val="0"/>
-          <w:sz w:val="27"/>
-          <w:szCs w:val="27"/>
-          <w:shd w:val="clear" w:fill="FFFFFF"/>
-        </w:rPr>
-        <w:t>　　日期：20__</w:t>
-      </w:r>
-      <w:r>
-        <w:rPr>
-          <w:rFonts w:hint="eastAsia" w:ascii="微软雅黑" w:hAnsi="微软雅黑" w:eastAsia="微软雅黑" w:cs="微软雅黑"/>
-          <w:i w:val="0"/>
-          <w:iCs w:val="0"/>
-          <w:caps w:val="0"/>
-          <w:color w:val="191B1F"/>
-          <w:spacing w:val="0"/>
-          <w:sz w:val="27"/>
-          <w:szCs w:val="27"/>
-          <w:shd w:val="clear" w:fill="FFFFFF"/>
-          <w:lang w:val="en-US" w:eastAsia="zh-CN"/>
-        </w:rPr>
-        <w:t>24</w:t>
-      </w:r>
-      <w:r>
-        <w:rPr>
-          <w:rFonts w:hint="eastAsia" w:ascii="微软雅黑" w:hAnsi="微软雅黑" w:eastAsia="微软雅黑" w:cs="微软雅黑"/>
-          <w:i w:val="0"/>
-          <w:iCs w:val="0"/>
-          <w:caps w:val="0"/>
-          <w:color w:val="191B1F"/>
-          <w:spacing w:val="0"/>
-          <w:sz w:val="27"/>
-          <w:szCs w:val="27"/>
-          <w:shd w:val="clear" w:fill="FFFFFF"/>
-        </w:rPr>
-        <w:t>_年_</w:t>
-      </w:r>
-      <w:r>
-        <w:rPr>
-          <w:rFonts w:hint="eastAsia" w:ascii="微软雅黑" w:hAnsi="微软雅黑" w:eastAsia="微软雅黑" w:cs="微软雅黑"/>
-          <w:i w:val="0"/>
-          <w:iCs w:val="0"/>
-          <w:caps w:val="0"/>
-          <w:color w:val="191B1F"/>
-          <w:spacing w:val="0"/>
-          <w:sz w:val="27"/>
-          <w:szCs w:val="27"/>
-          <w:shd w:val="clear" w:fill="FFFFFF"/>
-          <w:lang w:val="en-US" w:eastAsia="zh-CN"/>
-        </w:rPr>
-        <w:t>8</w:t>
-      </w:r>
-      <w:r>
-        <w:rPr>
-          <w:rFonts w:hint="eastAsia" w:ascii="微软雅黑" w:hAnsi="微软雅黑" w:eastAsia="微软雅黑" w:cs="微软雅黑"/>
-          <w:i w:val="0"/>
-          <w:iCs w:val="0"/>
-          <w:caps w:val="0"/>
-          <w:color w:val="191B1F"/>
-          <w:spacing w:val="0"/>
-          <w:sz w:val="27"/>
-          <w:szCs w:val="27"/>
-          <w:shd w:val="clear" w:fill="FFFFFF"/>
-        </w:rPr>
-        <w:t>_月_</w:t>
-      </w:r>
-      <w:r>
-        <w:rPr>
-          <w:rFonts w:hint="eastAsia" w:ascii="微软雅黑" w:hAnsi="微软雅黑" w:eastAsia="微软雅黑" w:cs="微软雅黑"/>
-          <w:i w:val="0"/>
-          <w:iCs w:val="0"/>
-          <w:caps w:val="0"/>
-          <w:color w:val="191B1F"/>
-          <w:spacing w:val="0"/>
-          <w:sz w:val="27"/>
-          <w:szCs w:val="27"/>
-          <w:shd w:val="clear" w:fill="FFFFFF"/>
-          <w:lang w:val="en-US" w:eastAsia="zh-CN"/>
-        </w:rPr>
-        <w:t>20</w:t>
-      </w:r>
-      <w:r>
-        <w:rPr>
-          <w:rFonts w:hint="eastAsia" w:ascii="微软雅黑" w:hAnsi="微软雅黑" w:eastAsia="微软雅黑" w:cs="微软雅黑"/>
-          <w:i w:val="0"/>
-          <w:iCs w:val="0"/>
-          <w:caps w:val="0"/>
-          <w:color w:val="191B1F"/>
-          <w:spacing w:val="0"/>
-          <w:sz w:val="27"/>
-          <w:szCs w:val="27"/>
-          <w:shd w:val="clear" w:fill="FFFFFF"/>
-        </w:rPr>
-        <w:t>_日日期：20___年__月__日</w:t>
-      </w:r>
-    </w:p>
-    <w:p>
-      <w:pPr>
-        <w:pStyle w:val="2"/>
-        <w:keepNext w:val="0"/>
-        <w:keepLines w:val="0"/>
-        <w:widowControl/>
-        <w:suppressLineNumbers w:val="0"/>
-        <w:shd w:val="clear" w:fill="FFFFFF"/>
-        <w:spacing w:before="294" w:beforeAutospacing="0" w:after="294" w:afterAutospacing="0"/>
-        <w:ind w:left="0" w:right="0" w:firstLine="0"/>
-        <w:rPr>
-          <w:rFonts w:hint="eastAsia" w:ascii="微软雅黑" w:hAnsi="微软雅黑" w:eastAsia="微软雅黑" w:cs="微软雅黑"/>
-          <w:i w:val="0"/>
-          <w:iCs w:val="0"/>
-          <w:caps w:val="0"/>
-          <w:color w:val="191B1F"/>
-          <w:spacing w:val="0"/>
-          <w:sz w:val="27"/>
-          <w:szCs w:val="27"/>
-        </w:rPr>
-      </w:pPr>
-      <w:r>
-        <w:rPr>
-          <w:rFonts w:hint="eastAsia" w:ascii="微软雅黑" w:hAnsi="微软雅黑" w:eastAsia="微软雅黑" w:cs="微软雅黑"/>
-          <w:i w:val="0"/>
-          <w:iCs w:val="0"/>
-          <w:caps w:val="0"/>
-          <w:color w:val="191B1F"/>
-          <w:spacing w:val="0"/>
-          <w:sz w:val="27"/>
-          <w:szCs w:val="27"/>
-          <w:shd w:val="clear" w:fill="FFFFFF"/>
-        </w:rPr>
-        <w:t>　　丙方盖章：</w:t>
-      </w:r>
       <w:bookmarkStart w:id="0" w:name="_GoBack"/>
       <w:bookmarkEnd w:id="0"/>
+      <w:r>
+        <w:rPr>
+          <w:rFonts w:hint="eastAsia" w:ascii="微软雅黑" w:hAnsi="微软雅黑" w:eastAsia="微软雅黑" w:cs="微软雅黑"/>
+          <w:i w:val="0"/>
+          <w:iCs w:val="0"/>
+          <w:caps w:val="0"/>
+          <w:color w:val="191B1F"/>
+          <w:spacing w:val="0"/>
+          <w:sz w:val="27"/>
+          <w:szCs w:val="27"/>
+          <w:shd w:val="clear" w:fill="FFFFFF"/>
+        </w:rPr>
+        <w:t>　　1、甲方依照按劳取酬的原则，支付乙方实习期间工资实习期_</w:t>
+      </w:r>
+      <w:r>
+        <w:rPr>
+          <w:rFonts w:hint="eastAsia" w:ascii="微软雅黑" w:hAnsi="微软雅黑" w:eastAsia="微软雅黑" w:cs="微软雅黑"/>
+          <w:i w:val="0"/>
+          <w:iCs w:val="0"/>
+          <w:caps w:val="0"/>
+          <w:color w:val="191B1F"/>
+          <w:spacing w:val="0"/>
+          <w:sz w:val="27"/>
+          <w:szCs w:val="27"/>
+          <w:shd w:val="clear" w:fill="FFFFFF"/>
+          <w:lang w:val="en-US" w:eastAsia="zh-CN"/>
+        </w:rPr>
+        <w:t>2500</w:t>
+      </w:r>
+      <w:r>
+        <w:rPr>
+          <w:rFonts w:hint="eastAsia" w:ascii="微软雅黑" w:hAnsi="微软雅黑" w:eastAsia="微软雅黑" w:cs="微软雅黑"/>
+          <w:i w:val="0"/>
+          <w:iCs w:val="0"/>
+          <w:caps w:val="0"/>
+          <w:color w:val="191B1F"/>
+          <w:spacing w:val="0"/>
+          <w:sz w:val="27"/>
+          <w:szCs w:val="27"/>
+          <w:shd w:val="clear" w:fill="FFFFFF"/>
+        </w:rPr>
+        <w:t>_元/月，实习期满后达到岗位转正工资；</w:t>
+      </w:r>
+    </w:p>
+    <w:p>
+      <w:pPr>
+        <w:pStyle w:val="2"/>
+        <w:keepNext w:val="0"/>
+        <w:keepLines w:val="0"/>
+        <w:widowControl/>
+        <w:suppressLineNumbers w:val="0"/>
+        <w:shd w:val="clear" w:fill="FFFFFF"/>
+        <w:spacing w:before="294" w:beforeAutospacing="0" w:after="294" w:afterAutospacing="0"/>
+        <w:ind w:left="0" w:right="0" w:firstLine="0"/>
+        <w:rPr>
+          <w:rFonts w:hint="eastAsia" w:ascii="微软雅黑" w:hAnsi="微软雅黑" w:eastAsia="微软雅黑" w:cs="微软雅黑"/>
+          <w:i w:val="0"/>
+          <w:iCs w:val="0"/>
+          <w:caps w:val="0"/>
+          <w:color w:val="191B1F"/>
+          <w:spacing w:val="0"/>
+          <w:sz w:val="27"/>
+          <w:szCs w:val="27"/>
+        </w:rPr>
+      </w:pPr>
+      <w:r>
+        <w:rPr>
+          <w:rFonts w:hint="eastAsia" w:ascii="微软雅黑" w:hAnsi="微软雅黑" w:eastAsia="微软雅黑" w:cs="微软雅黑"/>
+          <w:i w:val="0"/>
+          <w:iCs w:val="0"/>
+          <w:caps w:val="0"/>
+          <w:color w:val="191B1F"/>
+          <w:spacing w:val="0"/>
+          <w:sz w:val="27"/>
+          <w:szCs w:val="27"/>
+          <w:shd w:val="clear" w:fill="FFFFFF"/>
+        </w:rPr>
+        <w:t>　　2、甲方将遵守当地政府的相关法律、法规；</w:t>
+      </w:r>
+    </w:p>
+    <w:p>
+      <w:pPr>
+        <w:pStyle w:val="2"/>
+        <w:keepNext w:val="0"/>
+        <w:keepLines w:val="0"/>
+        <w:widowControl/>
+        <w:suppressLineNumbers w:val="0"/>
+        <w:shd w:val="clear" w:fill="FFFFFF"/>
+        <w:spacing w:before="294" w:beforeAutospacing="0" w:after="294" w:afterAutospacing="0"/>
+        <w:ind w:left="0" w:right="0" w:firstLine="0"/>
+        <w:rPr>
+          <w:rFonts w:hint="eastAsia" w:ascii="微软雅黑" w:hAnsi="微软雅黑" w:eastAsia="微软雅黑" w:cs="微软雅黑"/>
+          <w:i w:val="0"/>
+          <w:iCs w:val="0"/>
+          <w:caps w:val="0"/>
+          <w:color w:val="191B1F"/>
+          <w:spacing w:val="0"/>
+          <w:sz w:val="27"/>
+          <w:szCs w:val="27"/>
+        </w:rPr>
+      </w:pPr>
+      <w:r>
+        <w:rPr>
+          <w:rFonts w:hint="eastAsia" w:ascii="微软雅黑" w:hAnsi="微软雅黑" w:eastAsia="微软雅黑" w:cs="微软雅黑"/>
+          <w:i w:val="0"/>
+          <w:iCs w:val="0"/>
+          <w:caps w:val="0"/>
+          <w:color w:val="191B1F"/>
+          <w:spacing w:val="0"/>
+          <w:sz w:val="27"/>
+          <w:szCs w:val="27"/>
+          <w:shd w:val="clear" w:fill="FFFFFF"/>
+        </w:rPr>
+        <w:t>　　3、实习期间乙方应遵守国家的法律法规，遵守甲方制定的各项规章制度。如有违反，甲方可以根据情节轻重给予必要的处分或终止实习；</w:t>
+      </w:r>
+    </w:p>
+    <w:p>
+      <w:pPr>
+        <w:pStyle w:val="2"/>
+        <w:keepNext w:val="0"/>
+        <w:keepLines w:val="0"/>
+        <w:widowControl/>
+        <w:suppressLineNumbers w:val="0"/>
+        <w:shd w:val="clear" w:fill="FFFFFF"/>
+        <w:spacing w:before="294" w:beforeAutospacing="0" w:after="294" w:afterAutospacing="0"/>
+        <w:ind w:left="0" w:right="0" w:firstLine="0"/>
+        <w:rPr>
+          <w:rFonts w:hint="eastAsia" w:ascii="微软雅黑" w:hAnsi="微软雅黑" w:eastAsia="微软雅黑" w:cs="微软雅黑"/>
+          <w:i w:val="0"/>
+          <w:iCs w:val="0"/>
+          <w:caps w:val="0"/>
+          <w:color w:val="191B1F"/>
+          <w:spacing w:val="0"/>
+          <w:sz w:val="27"/>
+          <w:szCs w:val="27"/>
+        </w:rPr>
+      </w:pPr>
+      <w:r>
+        <w:rPr>
+          <w:rFonts w:hint="eastAsia" w:ascii="微软雅黑" w:hAnsi="微软雅黑" w:eastAsia="微软雅黑" w:cs="微软雅黑"/>
+          <w:i w:val="0"/>
+          <w:iCs w:val="0"/>
+          <w:caps w:val="0"/>
+          <w:color w:val="191B1F"/>
+          <w:spacing w:val="0"/>
+          <w:sz w:val="27"/>
+          <w:szCs w:val="27"/>
+          <w:shd w:val="clear" w:fill="FFFFFF"/>
+        </w:rPr>
+        <w:t>　　4、实习期间，乙方造成甲方财产、经济损失的，按甲方相关规定处理；</w:t>
+      </w:r>
+    </w:p>
+    <w:p>
+      <w:pPr>
+        <w:pStyle w:val="2"/>
+        <w:keepNext w:val="0"/>
+        <w:keepLines w:val="0"/>
+        <w:widowControl/>
+        <w:suppressLineNumbers w:val="0"/>
+        <w:shd w:val="clear" w:fill="FFFFFF"/>
+        <w:spacing w:before="294" w:beforeAutospacing="0" w:after="294" w:afterAutospacing="0"/>
+        <w:ind w:left="0" w:right="0" w:firstLine="0"/>
+        <w:rPr>
+          <w:rFonts w:hint="eastAsia" w:ascii="微软雅黑" w:hAnsi="微软雅黑" w:eastAsia="微软雅黑" w:cs="微软雅黑"/>
+          <w:i w:val="0"/>
+          <w:iCs w:val="0"/>
+          <w:caps w:val="0"/>
+          <w:color w:val="191B1F"/>
+          <w:spacing w:val="0"/>
+          <w:sz w:val="27"/>
+          <w:szCs w:val="27"/>
+        </w:rPr>
+      </w:pPr>
+      <w:r>
+        <w:rPr>
+          <w:rFonts w:hint="eastAsia" w:ascii="微软雅黑" w:hAnsi="微软雅黑" w:eastAsia="微软雅黑" w:cs="微软雅黑"/>
+          <w:i w:val="0"/>
+          <w:iCs w:val="0"/>
+          <w:caps w:val="0"/>
+          <w:color w:val="191B1F"/>
+          <w:spacing w:val="0"/>
+          <w:sz w:val="27"/>
+          <w:szCs w:val="27"/>
+          <w:shd w:val="clear" w:fill="FFFFFF"/>
+        </w:rPr>
+        <w:t>　　5、乙方必须严守甲方及其客户的商业秘密，不得利用商业秘密为个人及其家庭谋取私利，不得将甲方资料、机秘等资讯透露给他人。一经发现，甲方有权即时解除本协议，并要求乙方赔偿相关的损失及承担相应的法律责任。</w:t>
+      </w:r>
+    </w:p>
+    <w:p>
+      <w:pPr>
+        <w:pStyle w:val="2"/>
+        <w:keepNext w:val="0"/>
+        <w:keepLines w:val="0"/>
+        <w:widowControl/>
+        <w:suppressLineNumbers w:val="0"/>
+        <w:shd w:val="clear" w:fill="FFFFFF"/>
+        <w:spacing w:before="294" w:beforeAutospacing="0" w:after="294" w:afterAutospacing="0"/>
+        <w:ind w:left="0" w:right="0" w:firstLine="0"/>
+        <w:rPr>
+          <w:rFonts w:hint="eastAsia" w:ascii="微软雅黑" w:hAnsi="微软雅黑" w:eastAsia="微软雅黑" w:cs="微软雅黑"/>
+          <w:i w:val="0"/>
+          <w:iCs w:val="0"/>
+          <w:caps w:val="0"/>
+          <w:color w:val="191B1F"/>
+          <w:spacing w:val="0"/>
+          <w:sz w:val="27"/>
+          <w:szCs w:val="27"/>
+        </w:rPr>
+      </w:pPr>
+      <w:r>
+        <w:rPr>
+          <w:rFonts w:hint="eastAsia" w:ascii="微软雅黑" w:hAnsi="微软雅黑" w:eastAsia="微软雅黑" w:cs="微软雅黑"/>
+          <w:i w:val="0"/>
+          <w:iCs w:val="0"/>
+          <w:caps w:val="0"/>
+          <w:color w:val="191B1F"/>
+          <w:spacing w:val="0"/>
+          <w:sz w:val="27"/>
+          <w:szCs w:val="27"/>
+          <w:shd w:val="clear" w:fill="FFFFFF"/>
+        </w:rPr>
+        <w:t>　　6、乙方如需单方解除本协议的，实习期内提前三天，实习期后提前三十日书面通知甲方，并作好工作交接。</w:t>
+      </w:r>
+    </w:p>
+    <w:p>
+      <w:pPr>
+        <w:pStyle w:val="2"/>
+        <w:keepNext w:val="0"/>
+        <w:keepLines w:val="0"/>
+        <w:widowControl/>
+        <w:suppressLineNumbers w:val="0"/>
+        <w:shd w:val="clear" w:fill="FFFFFF"/>
+        <w:spacing w:before="294" w:beforeAutospacing="0" w:after="294" w:afterAutospacing="0"/>
+        <w:ind w:left="0" w:right="0" w:firstLine="0"/>
+        <w:rPr>
+          <w:rFonts w:hint="eastAsia" w:ascii="微软雅黑" w:hAnsi="微软雅黑" w:eastAsia="微软雅黑" w:cs="微软雅黑"/>
+          <w:i w:val="0"/>
+          <w:iCs w:val="0"/>
+          <w:caps w:val="0"/>
+          <w:color w:val="191B1F"/>
+          <w:spacing w:val="0"/>
+          <w:sz w:val="27"/>
+          <w:szCs w:val="27"/>
+        </w:rPr>
+      </w:pPr>
+      <w:r>
+        <w:rPr>
+          <w:rFonts w:hint="eastAsia" w:ascii="微软雅黑" w:hAnsi="微软雅黑" w:eastAsia="微软雅黑" w:cs="微软雅黑"/>
+          <w:i w:val="0"/>
+          <w:iCs w:val="0"/>
+          <w:caps w:val="0"/>
+          <w:color w:val="191B1F"/>
+          <w:spacing w:val="0"/>
+          <w:sz w:val="27"/>
+          <w:szCs w:val="27"/>
+          <w:shd w:val="clear" w:fill="FFFFFF"/>
+        </w:rPr>
+        <w:t>　　五、劳动保护：</w:t>
+      </w:r>
+    </w:p>
+    <w:p>
+      <w:pPr>
+        <w:pStyle w:val="2"/>
+        <w:keepNext w:val="0"/>
+        <w:keepLines w:val="0"/>
+        <w:widowControl/>
+        <w:suppressLineNumbers w:val="0"/>
+        <w:shd w:val="clear" w:fill="FFFFFF"/>
+        <w:spacing w:before="294" w:beforeAutospacing="0" w:after="294" w:afterAutospacing="0"/>
+        <w:ind w:left="0" w:right="0" w:firstLine="0"/>
+        <w:rPr>
+          <w:rFonts w:hint="eastAsia" w:ascii="微软雅黑" w:hAnsi="微软雅黑" w:eastAsia="微软雅黑" w:cs="微软雅黑"/>
+          <w:i w:val="0"/>
+          <w:iCs w:val="0"/>
+          <w:caps w:val="0"/>
+          <w:color w:val="191B1F"/>
+          <w:spacing w:val="0"/>
+          <w:sz w:val="27"/>
+          <w:szCs w:val="27"/>
+        </w:rPr>
+      </w:pPr>
+      <w:r>
+        <w:rPr>
+          <w:rFonts w:hint="eastAsia" w:ascii="微软雅黑" w:hAnsi="微软雅黑" w:eastAsia="微软雅黑" w:cs="微软雅黑"/>
+          <w:i w:val="0"/>
+          <w:iCs w:val="0"/>
+          <w:caps w:val="0"/>
+          <w:color w:val="191B1F"/>
+          <w:spacing w:val="0"/>
+          <w:sz w:val="27"/>
+          <w:szCs w:val="27"/>
+          <w:shd w:val="clear" w:fill="FFFFFF"/>
+        </w:rPr>
+        <w:t>　　1、甲方需为乙方提供符合国家规定的安全卫生的工作环境，保证其在人身安全不受危害的环境条件下工作，并为实习生购买人身团体意外险，实习生在工作期间发生工伤，甲方应给予人道主义支援，并协助实习生通过保险公司办理相关理赔手续。</w:t>
+      </w:r>
+    </w:p>
+    <w:p>
+      <w:pPr>
+        <w:pStyle w:val="2"/>
+        <w:keepNext w:val="0"/>
+        <w:keepLines w:val="0"/>
+        <w:widowControl/>
+        <w:suppressLineNumbers w:val="0"/>
+        <w:shd w:val="clear" w:fill="FFFFFF"/>
+        <w:spacing w:before="294" w:beforeAutospacing="0" w:after="294" w:afterAutospacing="0"/>
+        <w:ind w:left="0" w:right="0" w:firstLine="0"/>
+        <w:rPr>
+          <w:rFonts w:hint="eastAsia" w:ascii="微软雅黑" w:hAnsi="微软雅黑" w:eastAsia="微软雅黑" w:cs="微软雅黑"/>
+          <w:i w:val="0"/>
+          <w:iCs w:val="0"/>
+          <w:caps w:val="0"/>
+          <w:color w:val="191B1F"/>
+          <w:spacing w:val="0"/>
+          <w:sz w:val="27"/>
+          <w:szCs w:val="27"/>
+        </w:rPr>
+      </w:pPr>
+      <w:r>
+        <w:rPr>
+          <w:rFonts w:hint="eastAsia" w:ascii="微软雅黑" w:hAnsi="微软雅黑" w:eastAsia="微软雅黑" w:cs="微软雅黑"/>
+          <w:i w:val="0"/>
+          <w:iCs w:val="0"/>
+          <w:caps w:val="0"/>
+          <w:color w:val="191B1F"/>
+          <w:spacing w:val="0"/>
+          <w:sz w:val="27"/>
+          <w:szCs w:val="27"/>
+          <w:shd w:val="clear" w:fill="FFFFFF"/>
+        </w:rPr>
+        <w:t>　　2、甲方应合理安排乙方实习工作时间。</w:t>
+      </w:r>
+    </w:p>
+    <w:p>
+      <w:pPr>
+        <w:pStyle w:val="2"/>
+        <w:keepNext w:val="0"/>
+        <w:keepLines w:val="0"/>
+        <w:widowControl/>
+        <w:suppressLineNumbers w:val="0"/>
+        <w:shd w:val="clear" w:fill="FFFFFF"/>
+        <w:spacing w:before="294" w:beforeAutospacing="0" w:after="294" w:afterAutospacing="0"/>
+        <w:ind w:left="0" w:right="0" w:firstLine="0"/>
+        <w:rPr>
+          <w:rFonts w:hint="eastAsia" w:ascii="微软雅黑" w:hAnsi="微软雅黑" w:eastAsia="微软雅黑" w:cs="微软雅黑"/>
+          <w:i w:val="0"/>
+          <w:iCs w:val="0"/>
+          <w:caps w:val="0"/>
+          <w:color w:val="191B1F"/>
+          <w:spacing w:val="0"/>
+          <w:sz w:val="27"/>
+          <w:szCs w:val="27"/>
+        </w:rPr>
+      </w:pPr>
+      <w:r>
+        <w:rPr>
+          <w:rFonts w:hint="eastAsia" w:ascii="微软雅黑" w:hAnsi="微软雅黑" w:eastAsia="微软雅黑" w:cs="微软雅黑"/>
+          <w:i w:val="0"/>
+          <w:iCs w:val="0"/>
+          <w:caps w:val="0"/>
+          <w:color w:val="191B1F"/>
+          <w:spacing w:val="0"/>
+          <w:sz w:val="27"/>
+          <w:szCs w:val="27"/>
+          <w:shd w:val="clear" w:fill="FFFFFF"/>
+        </w:rPr>
+        <w:t>　　六、其他：</w:t>
+      </w:r>
+    </w:p>
+    <w:p>
+      <w:pPr>
+        <w:pStyle w:val="2"/>
+        <w:keepNext w:val="0"/>
+        <w:keepLines w:val="0"/>
+        <w:widowControl/>
+        <w:suppressLineNumbers w:val="0"/>
+        <w:shd w:val="clear" w:fill="FFFFFF"/>
+        <w:spacing w:before="294" w:beforeAutospacing="0" w:after="294" w:afterAutospacing="0"/>
+        <w:ind w:left="0" w:right="0" w:firstLine="0"/>
+        <w:rPr>
+          <w:rFonts w:hint="eastAsia" w:ascii="微软雅黑" w:hAnsi="微软雅黑" w:eastAsia="微软雅黑" w:cs="微软雅黑"/>
+          <w:i w:val="0"/>
+          <w:iCs w:val="0"/>
+          <w:caps w:val="0"/>
+          <w:color w:val="191B1F"/>
+          <w:spacing w:val="0"/>
+          <w:sz w:val="27"/>
+          <w:szCs w:val="27"/>
+        </w:rPr>
+      </w:pPr>
+      <w:r>
+        <w:rPr>
+          <w:rFonts w:hint="eastAsia" w:ascii="微软雅黑" w:hAnsi="微软雅黑" w:eastAsia="微软雅黑" w:cs="微软雅黑"/>
+          <w:i w:val="0"/>
+          <w:iCs w:val="0"/>
+          <w:caps w:val="0"/>
+          <w:color w:val="191B1F"/>
+          <w:spacing w:val="0"/>
+          <w:sz w:val="27"/>
+          <w:szCs w:val="27"/>
+          <w:shd w:val="clear" w:fill="FFFFFF"/>
+        </w:rPr>
+        <w:t>　　1、实习期间，甲方因违反劳动保护给乙方造成的人身损害，由甲方承担相关责任；非因甲方过失造成的乙方人身损害以及乙方患病或非因工负伤，由乙方或第三方自行承担，甲方不负责任；对于乙方的人身损害，甲方如有过错的，应承担与其过错程度相当的责任份额。</w:t>
+      </w:r>
+    </w:p>
+    <w:p>
+      <w:pPr>
+        <w:pStyle w:val="2"/>
+        <w:keepNext w:val="0"/>
+        <w:keepLines w:val="0"/>
+        <w:widowControl/>
+        <w:suppressLineNumbers w:val="0"/>
+        <w:shd w:val="clear" w:fill="FFFFFF"/>
+        <w:spacing w:before="294" w:beforeAutospacing="0" w:after="294" w:afterAutospacing="0"/>
+        <w:ind w:left="0" w:right="0" w:firstLine="0"/>
+        <w:rPr>
+          <w:rFonts w:hint="eastAsia" w:ascii="微软雅黑" w:hAnsi="微软雅黑" w:eastAsia="微软雅黑" w:cs="微软雅黑"/>
+          <w:i w:val="0"/>
+          <w:iCs w:val="0"/>
+          <w:caps w:val="0"/>
+          <w:color w:val="191B1F"/>
+          <w:spacing w:val="0"/>
+          <w:sz w:val="27"/>
+          <w:szCs w:val="27"/>
+        </w:rPr>
+      </w:pPr>
+      <w:r>
+        <w:rPr>
+          <w:rFonts w:hint="eastAsia" w:ascii="微软雅黑" w:hAnsi="微软雅黑" w:eastAsia="微软雅黑" w:cs="微软雅黑"/>
+          <w:i w:val="0"/>
+          <w:iCs w:val="0"/>
+          <w:caps w:val="0"/>
+          <w:color w:val="191B1F"/>
+          <w:spacing w:val="0"/>
+          <w:sz w:val="27"/>
+          <w:szCs w:val="27"/>
+          <w:shd w:val="clear" w:fill="FFFFFF"/>
+        </w:rPr>
+        <w:t>　　2、实习期间，对于因乙方违反劳动纪律或者其他管理规章制度等给乙方本人或他人造成的人身损害，均由乙方自行承担。</w:t>
+      </w:r>
+    </w:p>
+    <w:p>
+      <w:pPr>
+        <w:pStyle w:val="2"/>
+        <w:keepNext w:val="0"/>
+        <w:keepLines w:val="0"/>
+        <w:widowControl/>
+        <w:suppressLineNumbers w:val="0"/>
+        <w:shd w:val="clear" w:fill="FFFFFF"/>
+        <w:spacing w:before="294" w:beforeAutospacing="0" w:after="294" w:afterAutospacing="0"/>
+        <w:ind w:left="0" w:right="0" w:firstLine="0"/>
+        <w:rPr>
+          <w:rFonts w:hint="eastAsia" w:ascii="微软雅黑" w:hAnsi="微软雅黑" w:eastAsia="微软雅黑" w:cs="微软雅黑"/>
+          <w:i w:val="0"/>
+          <w:iCs w:val="0"/>
+          <w:caps w:val="0"/>
+          <w:color w:val="191B1F"/>
+          <w:spacing w:val="0"/>
+          <w:sz w:val="27"/>
+          <w:szCs w:val="27"/>
+        </w:rPr>
+      </w:pPr>
+      <w:r>
+        <w:rPr>
+          <w:rFonts w:hint="eastAsia" w:ascii="微软雅黑" w:hAnsi="微软雅黑" w:eastAsia="微软雅黑" w:cs="微软雅黑"/>
+          <w:i w:val="0"/>
+          <w:iCs w:val="0"/>
+          <w:caps w:val="0"/>
+          <w:color w:val="191B1F"/>
+          <w:spacing w:val="0"/>
+          <w:sz w:val="27"/>
+          <w:szCs w:val="27"/>
+          <w:shd w:val="clear" w:fill="FFFFFF"/>
+        </w:rPr>
+        <w:t>　　3、因与实习内容无关事项或在实习场地、实习工作时间之外乙方所受损害，由乙方自行承担，与甲方无关。</w:t>
+      </w:r>
+    </w:p>
+    <w:p>
+      <w:pPr>
+        <w:pStyle w:val="2"/>
+        <w:keepNext w:val="0"/>
+        <w:keepLines w:val="0"/>
+        <w:widowControl/>
+        <w:suppressLineNumbers w:val="0"/>
+        <w:shd w:val="clear" w:fill="FFFFFF"/>
+        <w:spacing w:before="294" w:beforeAutospacing="0" w:after="294" w:afterAutospacing="0"/>
+        <w:ind w:left="0" w:right="0" w:firstLine="0"/>
+        <w:rPr>
+          <w:rFonts w:hint="eastAsia" w:ascii="微软雅黑" w:hAnsi="微软雅黑" w:eastAsia="微软雅黑" w:cs="微软雅黑"/>
+          <w:i w:val="0"/>
+          <w:iCs w:val="0"/>
+          <w:caps w:val="0"/>
+          <w:color w:val="191B1F"/>
+          <w:spacing w:val="0"/>
+          <w:sz w:val="27"/>
+          <w:szCs w:val="27"/>
+        </w:rPr>
+      </w:pPr>
+      <w:r>
+        <w:rPr>
+          <w:rFonts w:hint="eastAsia" w:ascii="微软雅黑" w:hAnsi="微软雅黑" w:eastAsia="微软雅黑" w:cs="微软雅黑"/>
+          <w:i w:val="0"/>
+          <w:iCs w:val="0"/>
+          <w:caps w:val="0"/>
+          <w:color w:val="191B1F"/>
+          <w:spacing w:val="0"/>
+          <w:sz w:val="27"/>
+          <w:szCs w:val="27"/>
+          <w:shd w:val="clear" w:fill="FFFFFF"/>
+        </w:rPr>
+        <w:t>　　七、协议终止与解除：</w:t>
+      </w:r>
+    </w:p>
+    <w:p>
+      <w:pPr>
+        <w:pStyle w:val="2"/>
+        <w:keepNext w:val="0"/>
+        <w:keepLines w:val="0"/>
+        <w:widowControl/>
+        <w:suppressLineNumbers w:val="0"/>
+        <w:shd w:val="clear" w:fill="FFFFFF"/>
+        <w:spacing w:before="294" w:beforeAutospacing="0" w:after="294" w:afterAutospacing="0"/>
+        <w:ind w:left="0" w:right="0" w:firstLine="0"/>
+        <w:rPr>
+          <w:rFonts w:hint="eastAsia" w:ascii="微软雅黑" w:hAnsi="微软雅黑" w:eastAsia="微软雅黑" w:cs="微软雅黑"/>
+          <w:i w:val="0"/>
+          <w:iCs w:val="0"/>
+          <w:caps w:val="0"/>
+          <w:color w:val="191B1F"/>
+          <w:spacing w:val="0"/>
+          <w:sz w:val="27"/>
+          <w:szCs w:val="27"/>
+        </w:rPr>
+      </w:pPr>
+      <w:r>
+        <w:rPr>
+          <w:rFonts w:hint="eastAsia" w:ascii="微软雅黑" w:hAnsi="微软雅黑" w:eastAsia="微软雅黑" w:cs="微软雅黑"/>
+          <w:i w:val="0"/>
+          <w:iCs w:val="0"/>
+          <w:caps w:val="0"/>
+          <w:color w:val="191B1F"/>
+          <w:spacing w:val="0"/>
+          <w:sz w:val="27"/>
+          <w:szCs w:val="27"/>
+          <w:shd w:val="clear" w:fill="FFFFFF"/>
+        </w:rPr>
+        <w:t>　　1、协议期满自然终止；</w:t>
+      </w:r>
+    </w:p>
+    <w:p>
+      <w:pPr>
+        <w:pStyle w:val="2"/>
+        <w:keepNext w:val="0"/>
+        <w:keepLines w:val="0"/>
+        <w:widowControl/>
+        <w:suppressLineNumbers w:val="0"/>
+        <w:shd w:val="clear" w:fill="FFFFFF"/>
+        <w:spacing w:before="294" w:beforeAutospacing="0" w:after="294" w:afterAutospacing="0"/>
+        <w:ind w:left="0" w:right="0" w:firstLine="0"/>
+        <w:rPr>
+          <w:rFonts w:hint="eastAsia" w:ascii="微软雅黑" w:hAnsi="微软雅黑" w:eastAsia="微软雅黑" w:cs="微软雅黑"/>
+          <w:i w:val="0"/>
+          <w:iCs w:val="0"/>
+          <w:caps w:val="0"/>
+          <w:color w:val="191B1F"/>
+          <w:spacing w:val="0"/>
+          <w:sz w:val="27"/>
+          <w:szCs w:val="27"/>
+        </w:rPr>
+      </w:pPr>
+      <w:r>
+        <w:rPr>
+          <w:rFonts w:hint="eastAsia" w:ascii="微软雅黑" w:hAnsi="微软雅黑" w:eastAsia="微软雅黑" w:cs="微软雅黑"/>
+          <w:i w:val="0"/>
+          <w:iCs w:val="0"/>
+          <w:caps w:val="0"/>
+          <w:color w:val="191B1F"/>
+          <w:spacing w:val="0"/>
+          <w:sz w:val="27"/>
+          <w:szCs w:val="27"/>
+          <w:shd w:val="clear" w:fill="FFFFFF"/>
+        </w:rPr>
+        <w:t>　　2、乙方严重违反甲方劳动纪律或者其他管理规章制度的，甲方可以解除本协议；</w:t>
+      </w:r>
+    </w:p>
+    <w:p>
+      <w:pPr>
+        <w:pStyle w:val="2"/>
+        <w:keepNext w:val="0"/>
+        <w:keepLines w:val="0"/>
+        <w:widowControl/>
+        <w:suppressLineNumbers w:val="0"/>
+        <w:shd w:val="clear" w:fill="FFFFFF"/>
+        <w:spacing w:before="294" w:beforeAutospacing="0" w:after="294" w:afterAutospacing="0"/>
+        <w:ind w:left="0" w:right="0" w:firstLine="0"/>
+        <w:rPr>
+          <w:rFonts w:hint="eastAsia" w:ascii="微软雅黑" w:hAnsi="微软雅黑" w:eastAsia="微软雅黑" w:cs="微软雅黑"/>
+          <w:i w:val="0"/>
+          <w:iCs w:val="0"/>
+          <w:caps w:val="0"/>
+          <w:color w:val="191B1F"/>
+          <w:spacing w:val="0"/>
+          <w:sz w:val="27"/>
+          <w:szCs w:val="27"/>
+        </w:rPr>
+      </w:pPr>
+      <w:r>
+        <w:rPr>
+          <w:rFonts w:hint="eastAsia" w:ascii="微软雅黑" w:hAnsi="微软雅黑" w:eastAsia="微软雅黑" w:cs="微软雅黑"/>
+          <w:i w:val="0"/>
+          <w:iCs w:val="0"/>
+          <w:caps w:val="0"/>
+          <w:color w:val="191B1F"/>
+          <w:spacing w:val="0"/>
+          <w:sz w:val="27"/>
+          <w:szCs w:val="27"/>
+          <w:shd w:val="clear" w:fill="FFFFFF"/>
+        </w:rPr>
+        <w:t>　　2、甲方以非法手段强迫乙方开展实习事项的，乙方可以随时通知甲方解除本协议；</w:t>
+      </w:r>
+    </w:p>
+    <w:p>
+      <w:pPr>
+        <w:pStyle w:val="2"/>
+        <w:keepNext w:val="0"/>
+        <w:keepLines w:val="0"/>
+        <w:widowControl/>
+        <w:suppressLineNumbers w:val="0"/>
+        <w:shd w:val="clear" w:fill="FFFFFF"/>
+        <w:spacing w:before="294" w:beforeAutospacing="0" w:after="294" w:afterAutospacing="0"/>
+        <w:ind w:left="0" w:right="0" w:firstLine="0"/>
+        <w:rPr>
+          <w:rFonts w:hint="eastAsia" w:ascii="微软雅黑" w:hAnsi="微软雅黑" w:eastAsia="微软雅黑" w:cs="微软雅黑"/>
+          <w:i w:val="0"/>
+          <w:iCs w:val="0"/>
+          <w:caps w:val="0"/>
+          <w:color w:val="191B1F"/>
+          <w:spacing w:val="0"/>
+          <w:sz w:val="27"/>
+          <w:szCs w:val="27"/>
+        </w:rPr>
+      </w:pPr>
+      <w:r>
+        <w:rPr>
+          <w:rFonts w:hint="eastAsia" w:ascii="微软雅黑" w:hAnsi="微软雅黑" w:eastAsia="微软雅黑" w:cs="微软雅黑"/>
+          <w:i w:val="0"/>
+          <w:iCs w:val="0"/>
+          <w:caps w:val="0"/>
+          <w:color w:val="191B1F"/>
+          <w:spacing w:val="0"/>
+          <w:sz w:val="27"/>
+          <w:szCs w:val="27"/>
+          <w:shd w:val="clear" w:fill="FFFFFF"/>
+        </w:rPr>
+        <w:t>　　3、实习期间乙方在说明原因并取得甲方同意的情况下，可以与甲方解除协议，但应提前三十日书面通知甲方；</w:t>
+      </w:r>
+    </w:p>
+    <w:p>
+      <w:pPr>
+        <w:pStyle w:val="2"/>
+        <w:keepNext w:val="0"/>
+        <w:keepLines w:val="0"/>
+        <w:widowControl/>
+        <w:suppressLineNumbers w:val="0"/>
+        <w:shd w:val="clear" w:fill="FFFFFF"/>
+        <w:spacing w:before="294" w:beforeAutospacing="0" w:after="294" w:afterAutospacing="0"/>
+        <w:ind w:left="0" w:right="0" w:firstLine="0"/>
+        <w:rPr>
+          <w:rFonts w:hint="eastAsia" w:ascii="微软雅黑" w:hAnsi="微软雅黑" w:eastAsia="微软雅黑" w:cs="微软雅黑"/>
+          <w:i w:val="0"/>
+          <w:iCs w:val="0"/>
+          <w:caps w:val="0"/>
+          <w:color w:val="191B1F"/>
+          <w:spacing w:val="0"/>
+          <w:sz w:val="27"/>
+          <w:szCs w:val="27"/>
+        </w:rPr>
+      </w:pPr>
+      <w:r>
+        <w:rPr>
+          <w:rFonts w:hint="eastAsia" w:ascii="微软雅黑" w:hAnsi="微软雅黑" w:eastAsia="微软雅黑" w:cs="微软雅黑"/>
+          <w:i w:val="0"/>
+          <w:iCs w:val="0"/>
+          <w:caps w:val="0"/>
+          <w:color w:val="191B1F"/>
+          <w:spacing w:val="0"/>
+          <w:sz w:val="27"/>
+          <w:szCs w:val="27"/>
+          <w:shd w:val="clear" w:fill="FFFFFF"/>
+        </w:rPr>
+        <w:t>　　4、本协议未尽事宜由甲乙双方协商解决。因本协议而引起的纠纷，经协商或调解不能解决的，甲乙任何一方均有权提起诉讼。甲乙双方同意，选择甲方住所地，符合级别管辖规定的人民法院作为本协议纠纷的第一审管辖法院。</w:t>
+      </w:r>
+    </w:p>
+    <w:p>
+      <w:pPr>
+        <w:pStyle w:val="2"/>
+        <w:keepNext w:val="0"/>
+        <w:keepLines w:val="0"/>
+        <w:widowControl/>
+        <w:suppressLineNumbers w:val="0"/>
+        <w:shd w:val="clear" w:fill="FFFFFF"/>
+        <w:spacing w:before="294" w:beforeAutospacing="0" w:after="294" w:afterAutospacing="0"/>
+        <w:ind w:left="0" w:right="0" w:firstLine="0"/>
+        <w:rPr>
+          <w:rFonts w:hint="eastAsia" w:ascii="微软雅黑" w:hAnsi="微软雅黑" w:eastAsia="微软雅黑" w:cs="微软雅黑"/>
+          <w:i w:val="0"/>
+          <w:iCs w:val="0"/>
+          <w:caps w:val="0"/>
+          <w:color w:val="191B1F"/>
+          <w:spacing w:val="0"/>
+          <w:sz w:val="27"/>
+          <w:szCs w:val="27"/>
+        </w:rPr>
+      </w:pPr>
+      <w:r>
+        <w:rPr>
+          <w:rFonts w:hint="eastAsia" w:ascii="微软雅黑" w:hAnsi="微软雅黑" w:eastAsia="微软雅黑" w:cs="微软雅黑"/>
+          <w:i w:val="0"/>
+          <w:iCs w:val="0"/>
+          <w:caps w:val="0"/>
+          <w:color w:val="191B1F"/>
+          <w:spacing w:val="0"/>
+          <w:sz w:val="27"/>
+          <w:szCs w:val="27"/>
+          <w:shd w:val="clear" w:fill="FFFFFF"/>
+        </w:rPr>
+        <w:t>　　5、本协议一式三份，双方各执一份，具有同等法律效力，并经甲方盖章，乙方签字，丙方盖章后生效。</w:t>
+      </w:r>
+    </w:p>
+    <w:p>
+      <w:pPr>
+        <w:pStyle w:val="2"/>
+        <w:keepNext w:val="0"/>
+        <w:keepLines w:val="0"/>
+        <w:widowControl/>
+        <w:suppressLineNumbers w:val="0"/>
+        <w:shd w:val="clear" w:fill="FFFFFF"/>
+        <w:spacing w:before="294" w:beforeAutospacing="0" w:after="294" w:afterAutospacing="0"/>
+        <w:ind w:left="0" w:right="0" w:firstLine="0"/>
+        <w:rPr>
+          <w:rFonts w:hint="eastAsia" w:ascii="微软雅黑" w:hAnsi="微软雅黑" w:eastAsia="微软雅黑" w:cs="微软雅黑"/>
+          <w:i w:val="0"/>
+          <w:iCs w:val="0"/>
+          <w:caps w:val="0"/>
+          <w:color w:val="191B1F"/>
+          <w:spacing w:val="0"/>
+          <w:sz w:val="27"/>
+          <w:szCs w:val="27"/>
+        </w:rPr>
+      </w:pPr>
+      <w:r>
+        <w:rPr>
+          <w:rFonts w:hint="eastAsia" w:ascii="微软雅黑" w:hAnsi="微软雅黑" w:eastAsia="微软雅黑" w:cs="微软雅黑"/>
+          <w:i w:val="0"/>
+          <w:iCs w:val="0"/>
+          <w:caps w:val="0"/>
+          <w:color w:val="191B1F"/>
+          <w:spacing w:val="0"/>
+          <w:sz w:val="27"/>
+          <w:szCs w:val="27"/>
+          <w:shd w:val="clear" w:fill="FFFFFF"/>
+        </w:rPr>
+        <w:t>　　甲方盖章：乙方签名：</w:t>
+      </w:r>
+    </w:p>
+    <w:p>
+      <w:pPr>
+        <w:pStyle w:val="2"/>
+        <w:keepNext w:val="0"/>
+        <w:keepLines w:val="0"/>
+        <w:widowControl/>
+        <w:suppressLineNumbers w:val="0"/>
+        <w:shd w:val="clear" w:fill="FFFFFF"/>
+        <w:spacing w:before="294" w:beforeAutospacing="0" w:after="294" w:afterAutospacing="0"/>
+        <w:ind w:left="0" w:right="0" w:firstLine="0"/>
+        <w:rPr>
+          <w:rFonts w:hint="eastAsia" w:ascii="微软雅黑" w:hAnsi="微软雅黑" w:eastAsia="微软雅黑" w:cs="微软雅黑"/>
+          <w:i w:val="0"/>
+          <w:iCs w:val="0"/>
+          <w:caps w:val="0"/>
+          <w:color w:val="191B1F"/>
+          <w:spacing w:val="0"/>
+          <w:sz w:val="27"/>
+          <w:szCs w:val="27"/>
+        </w:rPr>
+      </w:pPr>
+      <w:r>
+        <w:rPr>
+          <w:rFonts w:hint="eastAsia" w:ascii="微软雅黑" w:hAnsi="微软雅黑" w:eastAsia="微软雅黑" w:cs="微软雅黑"/>
+          <w:i w:val="0"/>
+          <w:iCs w:val="0"/>
+          <w:caps w:val="0"/>
+          <w:color w:val="191B1F"/>
+          <w:spacing w:val="0"/>
+          <w:sz w:val="27"/>
+          <w:szCs w:val="27"/>
+          <w:shd w:val="clear" w:fill="FFFFFF"/>
+        </w:rPr>
+        <w:t>　　日期：20__</w:t>
+      </w:r>
+      <w:r>
+        <w:rPr>
+          <w:rFonts w:hint="eastAsia" w:ascii="微软雅黑" w:hAnsi="微软雅黑" w:eastAsia="微软雅黑" w:cs="微软雅黑"/>
+          <w:i w:val="0"/>
+          <w:iCs w:val="0"/>
+          <w:caps w:val="0"/>
+          <w:color w:val="191B1F"/>
+          <w:spacing w:val="0"/>
+          <w:sz w:val="27"/>
+          <w:szCs w:val="27"/>
+          <w:shd w:val="clear" w:fill="FFFFFF"/>
+          <w:lang w:val="en-US" w:eastAsia="zh-CN"/>
+        </w:rPr>
+        <w:t>24</w:t>
+      </w:r>
+      <w:r>
+        <w:rPr>
+          <w:rFonts w:hint="eastAsia" w:ascii="微软雅黑" w:hAnsi="微软雅黑" w:eastAsia="微软雅黑" w:cs="微软雅黑"/>
+          <w:i w:val="0"/>
+          <w:iCs w:val="0"/>
+          <w:caps w:val="0"/>
+          <w:color w:val="191B1F"/>
+          <w:spacing w:val="0"/>
+          <w:sz w:val="27"/>
+          <w:szCs w:val="27"/>
+          <w:shd w:val="clear" w:fill="FFFFFF"/>
+        </w:rPr>
+        <w:t>_年_</w:t>
+      </w:r>
+      <w:r>
+        <w:rPr>
+          <w:rFonts w:hint="eastAsia" w:ascii="微软雅黑" w:hAnsi="微软雅黑" w:eastAsia="微软雅黑" w:cs="微软雅黑"/>
+          <w:i w:val="0"/>
+          <w:iCs w:val="0"/>
+          <w:caps w:val="0"/>
+          <w:color w:val="191B1F"/>
+          <w:spacing w:val="0"/>
+          <w:sz w:val="27"/>
+          <w:szCs w:val="27"/>
+          <w:shd w:val="clear" w:fill="FFFFFF"/>
+          <w:lang w:val="en-US" w:eastAsia="zh-CN"/>
+        </w:rPr>
+        <w:t>8</w:t>
+      </w:r>
+      <w:r>
+        <w:rPr>
+          <w:rFonts w:hint="eastAsia" w:ascii="微软雅黑" w:hAnsi="微软雅黑" w:eastAsia="微软雅黑" w:cs="微软雅黑"/>
+          <w:i w:val="0"/>
+          <w:iCs w:val="0"/>
+          <w:caps w:val="0"/>
+          <w:color w:val="191B1F"/>
+          <w:spacing w:val="0"/>
+          <w:sz w:val="27"/>
+          <w:szCs w:val="27"/>
+          <w:shd w:val="clear" w:fill="FFFFFF"/>
+        </w:rPr>
+        <w:t>_月_</w:t>
+      </w:r>
+      <w:r>
+        <w:rPr>
+          <w:rFonts w:hint="eastAsia" w:ascii="微软雅黑" w:hAnsi="微软雅黑" w:eastAsia="微软雅黑" w:cs="微软雅黑"/>
+          <w:i w:val="0"/>
+          <w:iCs w:val="0"/>
+          <w:caps w:val="0"/>
+          <w:color w:val="191B1F"/>
+          <w:spacing w:val="0"/>
+          <w:sz w:val="27"/>
+          <w:szCs w:val="27"/>
+          <w:shd w:val="clear" w:fill="FFFFFF"/>
+          <w:lang w:val="en-US" w:eastAsia="zh-CN"/>
+        </w:rPr>
+        <w:t>20</w:t>
+      </w:r>
+      <w:r>
+        <w:rPr>
+          <w:rFonts w:hint="eastAsia" w:ascii="微软雅黑" w:hAnsi="微软雅黑" w:eastAsia="微软雅黑" w:cs="微软雅黑"/>
+          <w:i w:val="0"/>
+          <w:iCs w:val="0"/>
+          <w:caps w:val="0"/>
+          <w:color w:val="191B1F"/>
+          <w:spacing w:val="0"/>
+          <w:sz w:val="27"/>
+          <w:szCs w:val="27"/>
+          <w:shd w:val="clear" w:fill="FFFFFF"/>
+        </w:rPr>
+        <w:t>_日日期：20___年__月__日</w:t>
+      </w:r>
+    </w:p>
+    <w:p>
+      <w:pPr>
+        <w:pStyle w:val="2"/>
+        <w:keepNext w:val="0"/>
+        <w:keepLines w:val="0"/>
+        <w:widowControl/>
+        <w:suppressLineNumbers w:val="0"/>
+        <w:shd w:val="clear" w:fill="FFFFFF"/>
+        <w:spacing w:before="294" w:beforeAutospacing="0" w:after="294" w:afterAutospacing="0"/>
+        <w:ind w:left="0" w:right="0" w:firstLine="0"/>
+        <w:rPr>
+          <w:rFonts w:hint="eastAsia" w:ascii="微软雅黑" w:hAnsi="微软雅黑" w:eastAsia="微软雅黑" w:cs="微软雅黑"/>
+          <w:i w:val="0"/>
+          <w:iCs w:val="0"/>
+          <w:caps w:val="0"/>
+          <w:color w:val="191B1F"/>
+          <w:spacing w:val="0"/>
+          <w:sz w:val="27"/>
+          <w:szCs w:val="27"/>
+        </w:rPr>
+      </w:pPr>
+      <w:r>
+        <w:rPr>
+          <w:rFonts w:hint="eastAsia" w:ascii="微软雅黑" w:hAnsi="微软雅黑" w:eastAsia="微软雅黑" w:cs="微软雅黑"/>
+          <w:i w:val="0"/>
+          <w:iCs w:val="0"/>
+          <w:caps w:val="0"/>
+          <w:color w:val="191B1F"/>
+          <w:spacing w:val="0"/>
+          <w:sz w:val="27"/>
+          <w:szCs w:val="27"/>
+          <w:shd w:val="clear" w:fill="FFFFFF"/>
+        </w:rPr>
+        <w:t>　　丙方盖章：</w:t>
+      </w:r>
     </w:p>
     <w:p>
       <w:pPr>
@@ -1767,7 +1731,7 @@
     <w:lsdException w:qFormat="1" w:unhideWhenUsed="0" w:uiPriority="0" w:semiHidden="0" w:name="Title"/>
     <w:lsdException w:unhideWhenUsed="0" w:uiPriority="0" w:semiHidden="0" w:name="Closing"/>
     <w:lsdException w:unhideWhenUsed="0" w:uiPriority="0" w:semiHidden="0" w:name="Signature"/>
-    <w:lsdException w:unhideWhenUsed="0" w:uiPriority="0" w:name="Default Paragraph Font"/>
+    <w:lsdException w:qFormat="1" w:unhideWhenUsed="0" w:uiPriority="0" w:name="Default Paragraph Font"/>
     <w:lsdException w:unhideWhenUsed="0" w:uiPriority="0" w:semiHidden="0" w:name="Body Text"/>
     <w:lsdException w:unhideWhenUsed="0" w:uiPriority="0" w:semiHidden="0" w:name="Body Text Indent"/>
     <w:lsdException w:unhideWhenUsed="0" w:uiPriority="0" w:semiHidden="0" w:name="List Continue"/>
@@ -1794,7 +1758,7 @@
     <w:lsdException w:unhideWhenUsed="0" w:uiPriority="0" w:semiHidden="0" w:name="Document Map"/>
     <w:lsdException w:unhideWhenUsed="0" w:uiPriority="0" w:semiHidden="0" w:name="Plain Text"/>
     <w:lsdException w:unhideWhenUsed="0" w:uiPriority="0" w:semiHidden="0" w:name="E-mail Signature"/>
-    <w:lsdException w:unhideWhenUsed="0" w:uiPriority="0" w:semiHidden="0" w:name="Normal (Web)"/>
+    <w:lsdException w:qFormat="1" w:unhideWhenUsed="0" w:uiPriority="0" w:semiHidden="0" w:name="Normal (Web)"/>
     <w:lsdException w:unhideWhenUsed="0" w:uiPriority="0" w:semiHidden="0" w:name="HTML Acronym"/>
     <w:lsdException w:unhideWhenUsed="0" w:uiPriority="0" w:semiHidden="0" w:name="HTML Address"/>
     <w:lsdException w:unhideWhenUsed="0" w:uiPriority="0" w:semiHidden="0" w:name="HTML Cite"/>
@@ -1970,6 +1934,7 @@
   <w:style w:type="character" w:default="1" w:styleId="4">
     <w:name w:val="Default Paragraph Font"/>
     <w:semiHidden/>
+    <w:qFormat/>
     <w:uiPriority w:val="0"/>
   </w:style>
   <w:style w:type="table" w:default="1" w:styleId="3">
@@ -1988,6 +1953,7 @@
   <w:style w:type="paragraph" w:styleId="2">
     <w:name w:val="Normal (Web)"/>
     <w:basedOn w:val="1"/>
+    <w:qFormat/>
     <w:uiPriority w:val="0"/>
     <w:pPr>
       <w:spacing w:before="0" w:beforeAutospacing="1" w:after="0" w:afterAutospacing="1"/>
